--- a/Summer_Internship_Project_Report_2026.docx
+++ b/Summer_Internship_Project_Report_2026.docx
@@ -549,7 +549,7 @@
           <w:szCs w:val="24"/>
           <w:lang w:val="en-US"/>
         </w:rPr>
-        <w:t>Enterprise adoption of Retrieval-Augmented Generation (RAG) is frequently hampered by strict data privacy constraints, high recurring API expenses, and latency bottlenecks associated with commercial cloud LLMs. This project presents a 100% local, self-hosted Multimodal Hybrid RAG System designed to ingest, index, and query complex enterprise documents—including text, multi-column tables, and embedded architectural diagrams—without transmitting data to third-party endpoints. Built upon PostgreSQL 16 with the pgvector extension, the architecture integrates a dual-stage retrieval engine combining BM25 Okapi lexical matching and Nomic-Embed-Text 768-dimensional dense vector embeddings via Reciprocal Rank Fusion (RRF, k=60). Candidate context passages are re-scored using a cross-encoder transformer model (ms-marco-MiniLM-L-6-v2) to eliminate false positives. For generation, a 4-bit quantized Mistral-7B-Instruct-v0.2 GGUF model is loaded via llama-cpp-python, with all 35 transformer layers fully offloaded to an NVIDIA GeForce RTX 3050 Laptop GPU (6 GB VRAM). The user interface, built with FastAPI and asynchronous Server-Sent Events (SSE), delivers real-time token streaming with live roundtrip latency tracking. Empirical benchmarks demonstrate a 20.5x acceleration over CPU execution, reducing query latency from 25.86s to 1.20s while maintaining context precision exceeding 92%. The complete implementation provides a robust blueprint for secure, high-speed document intelligence in bandwidth-constrained and privacy-sensitive environments.</w:t>
+        <w:t>Commercial cloud-hosted Retrieval-Augmented Generation (RAG) systems introduce significant data privacy risks, high recurring API costs, and latency bottlenecks for enterprise document intelligence. To resolve these challenges, this project presents a 100% local, self-hosted Multimodal Hybrid RAG system capable of processing text prose, multi-column tables, and embedded diagrams without external network calls. The ingestion pipeline utilizes PyMuPDF for native text parsing and an automated EasyOCR fallback operating at 300 DPI to transcribe scanned or image-only PDF documents. Extracted content is segmented into 512-token chunks and persisted in a PostgreSQL 16 database utilizing the pgvector extension to store 768-dimensional dense vector embeddings alongside document metadata. A dual-stage retrieval engine combines BM25 Okapi lexical keyword matching and dense cosine similarity search via Reciprocal Rank Fusion (RRF, k=60), followed by a Cross-Encoder transformer (ms-marco-MiniLM-L-6-v2) to eliminate false positives. Response generation is powered by a 4-bit quantized Mistral-7B-Instruct-v0.2 GGUF model via llama-cpp-python, with all 35 transformer layers offloaded directly to an NVIDIA GeForce RTX 3050 Laptop GPU (6 GB VRAM). The web interface is built using FastAPI and asynchronous Server-Sent Events (SSE) token streaming, providing real-time word-by-word typing and dynamic roundtrip latency feedback. Empirical evaluation confirms that GPU offloading reduces token generation time from 25.86s to 1.20s (a 20.5x acceleration) while maintaining a context precision of 92.5%, proving that secure, sub-1.5 second document intelligence can be deployed on consumer-grade hardware.</w:t>
       </w:r>
       <w:proofErr w:type="gramStart"/>
       <w:r>
